--- a/user-auth-project.docx
+++ b/user-auth-project.docx
@@ -3,12 +3,171 @@
 <w:document xmlns:wpc="http://schemas.microsoft.com/office/word/2010/wordprocessingCanvas" xmlns:cx="http://schemas.microsoft.com/office/drawing/2014/chartex" xmlns:cx1="http://schemas.microsoft.com/office/drawing/2015/9/8/chartex" xmlns:cx2="http://schemas.microsoft.com/office/drawing/2015/10/21/chartex" xmlns:cx3="http://schemas.microsoft.com/office/drawing/2016/5/9/chartex" xmlns:cx4="http://schemas.microsoft.com/office/drawing/2016/5/10/chartex" xmlns:cx5="http://schemas.microsoft.com/office/drawing/2016/5/11/chartex" xmlns:cx6="http://schemas.microsoft.com/office/drawing/2016/5/12/chartex" xmlns:cx7="http://schemas.microsoft.com/office/drawing/2016/5/13/chartex" xmlns:cx8="http://schemas.microsoft.com/office/drawing/2016/5/14/chartex" xmlns:mc="http://schemas.openxmlformats.org/markup-compatibility/2006" xmlns:aink="http://schemas.microsoft.com/office/drawing/2016/ink" xmlns:am3d="http://schemas.microsoft.com/office/drawing/2017/model3d" xmlns:o="urn:schemas-microsoft-com:office:office" xmlns:oel="http://schemas.microsoft.com/office/2019/extlst" xmlns:r="http://schemas.openxmlformats.org/officeDocument/2006/relationships" xmlns:m="http://schemas.openxmlformats.org/officeDocument/2006/math" xmlns:v="urn:schemas-microsoft-com:vml" xmlns:wp14="http://schemas.microsoft.com/office/word/2010/wordprocessingDrawing" xmlns:wp="http://schemas.openxmlformats.org/drawingml/2006/wordprocessingDrawing" xmlns:w10="urn:schemas-microsoft-com:office:word" xmlns:w="http://schemas.openxmlformats.org/wordprocessingml/2006/main" xmlns:w14="http://schemas.microsoft.com/office/word/2010/wordml" xmlns:w15="http://schemas.microsoft.com/office/word/2012/wordml" xmlns:w16cex="http://schemas.microsoft.com/office/word/2018/wordml/cex" xmlns:w16cid="http://schemas.microsoft.com/office/word/2016/wordml/cid" xmlns:w16="http://schemas.microsoft.com/office/word/2018/wordml" xmlns:w16du="http://schemas.microsoft.com/office/word/2023/wordml/word16du" xmlns:w16sdtdh="http://schemas.microsoft.com/office/word/2020/wordml/sdtdatahash" xmlns:w16sdtfl="http://schemas.microsoft.com/office/word/2024/wordml/sdtformatlock" xmlns:w16se="http://schemas.microsoft.com/office/word/2015/wordml/symex" xmlns:wpg="http://schemas.microsoft.com/office/word/2010/wordprocessingGroup" xmlns:wpi="http://schemas.microsoft.com/office/word/2010/wordprocessingInk" xmlns:wne="http://schemas.microsoft.com/office/word/2006/wordml" xmlns:wps="http://schemas.microsoft.com/office/word/2010/wordprocessingShape" mc:Ignorable="w14 w15 w16se w16cid w16 w16cex w16sdtdh w16sdtfl w16du wp14">
   <w:body>
     <w:p>
+      <w:pPr>
+        <w:jc w:val="center"/>
+        <w:rPr>
+          <w:b/>
+          <w:bCs/>
+        </w:rPr>
+      </w:pPr>
+      <w:r>
+        <w:rPr>
+          <w:b/>
+          <w:bCs/>
+        </w:rPr>
+        <w:t>Docker Assignment</w:t>
+      </w:r>
+      <w:r>
+        <w:rPr>
+          <w:b/>
+          <w:bCs/>
+        </w:rPr>
+        <w:t xml:space="preserve"> </w:t>
+      </w:r>
+    </w:p>
+    <w:p>
+      <w:pPr>
+        <w:rPr>
+          <w:b/>
+          <w:bCs/>
+        </w:rPr>
+      </w:pPr>
+      <w:proofErr w:type="spellStart"/>
+      <w:r>
+        <w:rPr>
+          <w:b/>
+          <w:bCs/>
+        </w:rPr>
+        <w:t>Github</w:t>
+      </w:r>
+      <w:proofErr w:type="spellEnd"/>
+      <w:r>
+        <w:rPr>
+          <w:b/>
+          <w:bCs/>
+        </w:rPr>
+        <w:t xml:space="preserve"> link: </w:t>
+      </w:r>
+      <w:hyperlink r:id="rId6" w:history="1">
+        <w:r>
+          <w:rPr>
+            <w:rStyle w:val="Hyperlink"/>
+            <w:b/>
+            <w:bCs/>
+          </w:rPr>
+          <w:t>https://github.com/NeelamPl/user-auth-project/tree/main</w:t>
+        </w:r>
+      </w:hyperlink>
+    </w:p>
+    <w:p>
       <w:r>
         <w:rPr>
           <w:noProof/>
         </w:rPr>
         <w:drawing>
-          <wp:inline distT="0" distB="0" distL="0" distR="0" wp14:anchorId="7E98F87F" wp14:editId="0D25D313">
+          <wp:inline distT="0" distB="0" distL="0" distR="0" wp14:anchorId="04FF84D0" wp14:editId="070A5FDE">
+            <wp:extent cx="5731510" cy="414020"/>
+            <wp:effectExtent l="0" t="0" r="2540" b="5080"/>
+            <wp:docPr id="31440209" name="Picture 1"/>
+            <wp:cNvGraphicFramePr>
+              <a:graphicFrameLocks xmlns:a="http://schemas.openxmlformats.org/drawingml/2006/main" noChangeAspect="1"/>
+            </wp:cNvGraphicFramePr>
+            <a:graphic xmlns:a="http://schemas.openxmlformats.org/drawingml/2006/main">
+              <a:graphicData uri="http://schemas.openxmlformats.org/drawingml/2006/picture">
+                <pic:pic xmlns:pic="http://schemas.openxmlformats.org/drawingml/2006/picture">
+                  <pic:nvPicPr>
+                    <pic:cNvPr id="31440209" name=""/>
+                    <pic:cNvPicPr/>
+                  </pic:nvPicPr>
+                  <pic:blipFill>
+                    <a:blip r:embed="rId7"/>
+                    <a:stretch>
+                      <a:fillRect/>
+                    </a:stretch>
+                  </pic:blipFill>
+                  <pic:spPr>
+                    <a:xfrm>
+                      <a:off x="0" y="0"/>
+                      <a:ext cx="5731510" cy="414020"/>
+                    </a:xfrm>
+                    <a:prstGeom prst="rect">
+                      <a:avLst/>
+                    </a:prstGeom>
+                  </pic:spPr>
+                </pic:pic>
+              </a:graphicData>
+            </a:graphic>
+          </wp:inline>
+        </w:drawing>
+      </w:r>
+    </w:p>
+    <w:p>
+      <w:r>
+        <w:t xml:space="preserve">docker compose up --build  </w:t>
+      </w:r>
+    </w:p>
+    <w:p>
+      <w:r>
+        <w:rPr>
+          <w:rFonts w:ascii="Segoe UI Symbol" w:hAnsi="Segoe UI Symbol" w:cs="Segoe UI Symbol"/>
+        </w:rPr>
+        <w:t>✔</w:t>
+      </w:r>
+      <w:r>
+        <w:t xml:space="preserve"> Builds frontend image</w:t>
+      </w:r>
+    </w:p>
+    <w:p>
+      <w:r>
+        <w:rPr>
+          <w:rFonts w:ascii="Segoe UI Symbol" w:hAnsi="Segoe UI Symbol" w:cs="Segoe UI Symbol"/>
+        </w:rPr>
+        <w:t>✔</w:t>
+      </w:r>
+      <w:r>
+        <w:t xml:space="preserve"> Builds backend image</w:t>
+      </w:r>
+    </w:p>
+    <w:p>
+      <w:r>
+        <w:rPr>
+          <w:rFonts w:ascii="Segoe UI Symbol" w:hAnsi="Segoe UI Symbol" w:cs="Segoe UI Symbol"/>
+        </w:rPr>
+        <w:t>✔</w:t>
+      </w:r>
+      <w:r>
+        <w:t xml:space="preserve"> Creates containers</w:t>
+      </w:r>
+    </w:p>
+    <w:p>
+      <w:r>
+        <w:rPr>
+          <w:rFonts w:ascii="Segoe UI Symbol" w:hAnsi="Segoe UI Symbol" w:cs="Segoe UI Symbol"/>
+        </w:rPr>
+        <w:t>✔</w:t>
+      </w:r>
+      <w:r>
+        <w:t xml:space="preserve"> Creates network</w:t>
+      </w:r>
+    </w:p>
+    <w:p>
+      <w:r>
+        <w:rPr>
+          <w:rFonts w:ascii="Segoe UI Symbol" w:hAnsi="Segoe UI Symbol" w:cs="Segoe UI Symbol"/>
+        </w:rPr>
+        <w:t>✔</w:t>
+      </w:r>
+      <w:r>
+        <w:t xml:space="preserve"> Starts everything together</w:t>
+      </w:r>
+    </w:p>
+    <w:p>
+      <w:r>
+        <w:rPr>
+          <w:noProof/>
+        </w:rPr>
+        <w:drawing>
+          <wp:inline distT="0" distB="0" distL="0" distR="0" wp14:anchorId="7E98F87F" wp14:editId="6A66C1B4">
             <wp:extent cx="5731510" cy="2597150"/>
             <wp:effectExtent l="0" t="0" r="2540" b="0"/>
             <wp:docPr id="1168951381" name="Picture 1"/>
@@ -25,7 +184,7 @@
                     </pic:cNvPicPr>
                   </pic:nvPicPr>
                   <pic:blipFill>
-                    <a:blip r:embed="rId4" cstate="print">
+                    <a:blip r:embed="rId8" cstate="print">
                       <a:extLst>
                         <a:ext uri="{28A0092B-C50C-407E-A947-70E740481C1C}">
                           <a14:useLocalDpi xmlns:a14="http://schemas.microsoft.com/office/drawing/2010/main" val="0"/>
@@ -63,7 +222,63 @@
           <w:noProof/>
         </w:rPr>
         <w:drawing>
-          <wp:inline distT="0" distB="0" distL="0" distR="0" wp14:anchorId="0ACEDB57" wp14:editId="2CBDEC7A">
+          <wp:inline distT="0" distB="0" distL="0" distR="0" wp14:anchorId="2823B9E2" wp14:editId="04843A28">
+            <wp:extent cx="5731510" cy="1803400"/>
+            <wp:effectExtent l="0" t="0" r="2540" b="6350"/>
+            <wp:docPr id="1623864202" name="Picture 2"/>
+            <wp:cNvGraphicFramePr>
+              <a:graphicFrameLocks xmlns:a="http://schemas.openxmlformats.org/drawingml/2006/main" noChangeAspect="1"/>
+            </wp:cNvGraphicFramePr>
+            <a:graphic xmlns:a="http://schemas.openxmlformats.org/drawingml/2006/main">
+              <a:graphicData uri="http://schemas.openxmlformats.org/drawingml/2006/picture">
+                <pic:pic xmlns:pic="http://schemas.openxmlformats.org/drawingml/2006/picture">
+                  <pic:nvPicPr>
+                    <pic:cNvPr id="0" name="Picture 6"/>
+                    <pic:cNvPicPr>
+                      <a:picLocks noChangeAspect="1" noChangeArrowheads="1"/>
+                    </pic:cNvPicPr>
+                  </pic:nvPicPr>
+                  <pic:blipFill>
+                    <a:blip r:embed="rId9">
+                      <a:extLst>
+                        <a:ext uri="{28A0092B-C50C-407E-A947-70E740481C1C}">
+                          <a14:useLocalDpi xmlns:a14="http://schemas.microsoft.com/office/drawing/2010/main" val="0"/>
+                        </a:ext>
+                      </a:extLst>
+                    </a:blip>
+                    <a:srcRect/>
+                    <a:stretch>
+                      <a:fillRect/>
+                    </a:stretch>
+                  </pic:blipFill>
+                  <pic:spPr bwMode="auto">
+                    <a:xfrm>
+                      <a:off x="0" y="0"/>
+                      <a:ext cx="5731510" cy="1803400"/>
+                    </a:xfrm>
+                    <a:prstGeom prst="rect">
+                      <a:avLst/>
+                    </a:prstGeom>
+                    <a:noFill/>
+                    <a:ln>
+                      <a:noFill/>
+                    </a:ln>
+                  </pic:spPr>
+                </pic:pic>
+              </a:graphicData>
+            </a:graphic>
+          </wp:inline>
+        </w:drawing>
+      </w:r>
+    </w:p>
+    <w:p>
+      <w:r>
+        <w:rPr>
+          <w:noProof/>
+        </w:rPr>
+        <w:lastRenderedPageBreak/>
+        <w:drawing>
+          <wp:inline distT="0" distB="0" distL="0" distR="0" wp14:anchorId="0ACEDB57" wp14:editId="7DCE3225">
             <wp:extent cx="5731510" cy="1062990"/>
             <wp:effectExtent l="0" t="0" r="2540" b="3810"/>
             <wp:docPr id="520065706" name="Picture 2"/>
@@ -80,7 +295,7 @@
                     </pic:cNvPicPr>
                   </pic:nvPicPr>
                   <pic:blipFill>
-                    <a:blip r:embed="rId5" cstate="print">
+                    <a:blip r:embed="rId10" cstate="print">
                       <a:extLst>
                         <a:ext uri="{28A0092B-C50C-407E-A947-70E740481C1C}">
                           <a14:useLocalDpi xmlns:a14="http://schemas.microsoft.com/office/drawing/2010/main" val="0"/>
@@ -112,13 +327,14 @@
         </w:drawing>
       </w:r>
     </w:p>
+    <w:p/>
     <w:p>
       <w:r>
         <w:rPr>
           <w:noProof/>
         </w:rPr>
         <w:drawing>
-          <wp:inline distT="0" distB="0" distL="0" distR="0" wp14:anchorId="088DC8E8" wp14:editId="2A6CD897">
+          <wp:inline distT="0" distB="0" distL="0" distR="0" wp14:anchorId="088DC8E8" wp14:editId="3CF0D2A7">
             <wp:extent cx="5731510" cy="1374775"/>
             <wp:effectExtent l="0" t="0" r="2540" b="0"/>
             <wp:docPr id="1652066264" name="Picture 3"/>
@@ -135,7 +351,7 @@
                     </pic:cNvPicPr>
                   </pic:nvPicPr>
                   <pic:blipFill>
-                    <a:blip r:embed="rId6" cstate="print">
+                    <a:blip r:embed="rId11" cstate="print">
                       <a:extLst>
                         <a:ext uri="{28A0092B-C50C-407E-A947-70E740481C1C}">
                           <a14:useLocalDpi xmlns:a14="http://schemas.microsoft.com/office/drawing/2010/main" val="0"/>
@@ -169,14 +385,139 @@
     </w:p>
     <w:p>
       <w:r>
+        <w:rPr>
+          <w:noProof/>
+        </w:rPr>
+        <w:drawing>
+          <wp:inline distT="0" distB="0" distL="0" distR="0" wp14:anchorId="46C342FC" wp14:editId="5FF76517">
+            <wp:extent cx="5731510" cy="615950"/>
+            <wp:effectExtent l="0" t="0" r="2540" b="0"/>
+            <wp:docPr id="1196985716" name="Picture 4"/>
+            <wp:cNvGraphicFramePr>
+              <a:graphicFrameLocks xmlns:a="http://schemas.openxmlformats.org/drawingml/2006/main" noChangeAspect="1"/>
+            </wp:cNvGraphicFramePr>
+            <a:graphic xmlns:a="http://schemas.openxmlformats.org/drawingml/2006/main">
+              <a:graphicData uri="http://schemas.openxmlformats.org/drawingml/2006/picture">
+                <pic:pic xmlns:pic="http://schemas.openxmlformats.org/drawingml/2006/picture">
+                  <pic:nvPicPr>
+                    <pic:cNvPr id="0" name="Picture 10"/>
+                    <pic:cNvPicPr>
+                      <a:picLocks noChangeAspect="1" noChangeArrowheads="1"/>
+                    </pic:cNvPicPr>
+                  </pic:nvPicPr>
+                  <pic:blipFill>
+                    <a:blip r:embed="rId12" cstate="print">
+                      <a:extLst>
+                        <a:ext uri="{28A0092B-C50C-407E-A947-70E740481C1C}">
+                          <a14:useLocalDpi xmlns:a14="http://schemas.microsoft.com/office/drawing/2010/main" val="0"/>
+                        </a:ext>
+                      </a:extLst>
+                    </a:blip>
+                    <a:srcRect/>
+                    <a:stretch>
+                      <a:fillRect/>
+                    </a:stretch>
+                  </pic:blipFill>
+                  <pic:spPr bwMode="auto">
+                    <a:xfrm>
+                      <a:off x="0" y="0"/>
+                      <a:ext cx="5731510" cy="615950"/>
+                    </a:xfrm>
+                    <a:prstGeom prst="rect">
+                      <a:avLst/>
+                    </a:prstGeom>
+                    <a:noFill/>
+                    <a:ln>
+                      <a:noFill/>
+                    </a:ln>
+                  </pic:spPr>
+                </pic:pic>
+              </a:graphicData>
+            </a:graphic>
+          </wp:inline>
+        </w:drawing>
+      </w:r>
+    </w:p>
+    <w:p>
+      <w:r>
+        <w:t>Before you push an image to Docker Hub, you should ensure that it is properly tagged with the repository name and version.</w:t>
+      </w:r>
+    </w:p>
+    <w:p>
+      <w:r>
+        <w:rPr>
+          <w:noProof/>
+        </w:rPr>
+        <w:drawing>
+          <wp:inline distT="0" distB="0" distL="0" distR="0" wp14:anchorId="3D6D6E80" wp14:editId="575A4408">
+            <wp:extent cx="5731510" cy="2331085"/>
+            <wp:effectExtent l="0" t="0" r="2540" b="0"/>
+            <wp:docPr id="1212431347" name="Picture 3"/>
+            <wp:cNvGraphicFramePr>
+              <a:graphicFrameLocks xmlns:a="http://schemas.openxmlformats.org/drawingml/2006/main" noChangeAspect="1"/>
+            </wp:cNvGraphicFramePr>
+            <a:graphic xmlns:a="http://schemas.openxmlformats.org/drawingml/2006/main">
+              <a:graphicData uri="http://schemas.openxmlformats.org/drawingml/2006/picture">
+                <pic:pic xmlns:pic="http://schemas.openxmlformats.org/drawingml/2006/picture">
+                  <pic:nvPicPr>
+                    <pic:cNvPr id="0" name="Picture 8"/>
+                    <pic:cNvPicPr>
+                      <a:picLocks noChangeAspect="1" noChangeArrowheads="1"/>
+                    </pic:cNvPicPr>
+                  </pic:nvPicPr>
+                  <pic:blipFill>
+                    <a:blip r:embed="rId13" cstate="print">
+                      <a:extLst>
+                        <a:ext uri="{28A0092B-C50C-407E-A947-70E740481C1C}">
+                          <a14:useLocalDpi xmlns:a14="http://schemas.microsoft.com/office/drawing/2010/main" val="0"/>
+                        </a:ext>
+                      </a:extLst>
+                    </a:blip>
+                    <a:srcRect/>
+                    <a:stretch>
+                      <a:fillRect/>
+                    </a:stretch>
+                  </pic:blipFill>
+                  <pic:spPr bwMode="auto">
+                    <a:xfrm>
+                      <a:off x="0" y="0"/>
+                      <a:ext cx="5731510" cy="2331085"/>
+                    </a:xfrm>
+                    <a:prstGeom prst="rect">
+                      <a:avLst/>
+                    </a:prstGeom>
+                    <a:noFill/>
+                    <a:ln>
+                      <a:noFill/>
+                    </a:ln>
+                  </pic:spPr>
+                </pic:pic>
+              </a:graphicData>
+            </a:graphic>
+          </wp:inline>
+        </w:drawing>
+      </w:r>
+    </w:p>
+    <w:p>
+      <w:r>
         <w:t xml:space="preserve">Frontend url: </w:t>
       </w:r>
-      <w:r>
-        <w:t>http://localhost:3000/register.html</w:t>
-      </w:r>
-    </w:p>
-    <w:p>
-      <w:r>
+      <w:hyperlink r:id="rId14" w:history="1">
+        <w:r>
+          <w:rPr>
+            <w:rStyle w:val="Hyperlink"/>
+          </w:rPr>
+          <w:t>http://localhost:3000/register.html</w:t>
+        </w:r>
+      </w:hyperlink>
+    </w:p>
+    <w:p/>
+    <w:p>
+      <w:r>
+        <w:rPr>
+          <w:noProof/>
+        </w:rPr>
+        <w:lastRenderedPageBreak/>
         <w:drawing>
           <wp:inline distT="0" distB="0" distL="0" distR="0" wp14:anchorId="2018D0C9" wp14:editId="730E8376">
             <wp:extent cx="3721291" cy="3048157"/>
@@ -193,7 +534,7 @@
                     <pic:cNvPicPr/>
                   </pic:nvPicPr>
                   <pic:blipFill>
-                    <a:blip r:embed="rId7"/>
+                    <a:blip r:embed="rId15"/>
                     <a:stretch>
                       <a:fillRect/>
                     </a:stretch>
@@ -216,10 +557,93 @@
     </w:p>
     <w:p>
       <w:r>
-        <w:lastRenderedPageBreak/>
+        <w:rPr>
+          <w:noProof/>
+        </w:rPr>
+        <w:drawing>
+          <wp:inline distT="0" distB="0" distL="0" distR="0" wp14:anchorId="77694A11" wp14:editId="1D4B62FE">
+            <wp:extent cx="3257717" cy="2654436"/>
+            <wp:effectExtent l="0" t="0" r="0" b="0"/>
+            <wp:docPr id="833476876" name="Picture 1"/>
+            <wp:cNvGraphicFramePr>
+              <a:graphicFrameLocks xmlns:a="http://schemas.openxmlformats.org/drawingml/2006/main" noChangeAspect="1"/>
+            </wp:cNvGraphicFramePr>
+            <a:graphic xmlns:a="http://schemas.openxmlformats.org/drawingml/2006/main">
+              <a:graphicData uri="http://schemas.openxmlformats.org/drawingml/2006/picture">
+                <pic:pic xmlns:pic="http://schemas.openxmlformats.org/drawingml/2006/picture">
+                  <pic:nvPicPr>
+                    <pic:cNvPr id="833476876" name=""/>
+                    <pic:cNvPicPr/>
+                  </pic:nvPicPr>
+                  <pic:blipFill>
+                    <a:blip r:embed="rId16"/>
+                    <a:stretch>
+                      <a:fillRect/>
+                    </a:stretch>
+                  </pic:blipFill>
+                  <pic:spPr>
+                    <a:xfrm>
+                      <a:off x="0" y="0"/>
+                      <a:ext cx="3257717" cy="2654436"/>
+                    </a:xfrm>
+                    <a:prstGeom prst="rect">
+                      <a:avLst/>
+                    </a:prstGeom>
+                  </pic:spPr>
+                </pic:pic>
+              </a:graphicData>
+            </a:graphic>
+          </wp:inline>
+        </w:drawing>
+      </w:r>
+    </w:p>
+    <w:p>
+      <w:r>
+        <w:rPr>
+          <w:noProof/>
+        </w:rPr>
+        <w:drawing>
+          <wp:inline distT="0" distB="0" distL="0" distR="0" wp14:anchorId="4E6FF103" wp14:editId="377DDDC0">
+            <wp:extent cx="3492679" cy="1720938"/>
+            <wp:effectExtent l="0" t="0" r="0" b="0"/>
+            <wp:docPr id="479213450" name="Picture 1"/>
+            <wp:cNvGraphicFramePr>
+              <a:graphicFrameLocks xmlns:a="http://schemas.openxmlformats.org/drawingml/2006/main" noChangeAspect="1"/>
+            </wp:cNvGraphicFramePr>
+            <a:graphic xmlns:a="http://schemas.openxmlformats.org/drawingml/2006/main">
+              <a:graphicData uri="http://schemas.openxmlformats.org/drawingml/2006/picture">
+                <pic:pic xmlns:pic="http://schemas.openxmlformats.org/drawingml/2006/picture">
+                  <pic:nvPicPr>
+                    <pic:cNvPr id="479213450" name=""/>
+                    <pic:cNvPicPr/>
+                  </pic:nvPicPr>
+                  <pic:blipFill>
+                    <a:blip r:embed="rId17"/>
+                    <a:stretch>
+                      <a:fillRect/>
+                    </a:stretch>
+                  </pic:blipFill>
+                  <pic:spPr>
+                    <a:xfrm>
+                      <a:off x="0" y="0"/>
+                      <a:ext cx="3492679" cy="1720938"/>
+                    </a:xfrm>
+                    <a:prstGeom prst="rect">
+                      <a:avLst/>
+                    </a:prstGeom>
+                  </pic:spPr>
+                </pic:pic>
+              </a:graphicData>
+            </a:graphic>
+          </wp:inline>
+        </w:drawing>
+      </w:r>
+    </w:p>
+    <w:p>
+      <w:r>
         <w:t xml:space="preserve">Backend url: </w:t>
       </w:r>
-      <w:hyperlink r:id="rId8" w:history="1">
+      <w:hyperlink r:id="rId18" w:history="1">
         <w:r>
           <w:rPr>
             <w:rStyle w:val="Hyperlink"/>
@@ -228,7 +652,49 @@
         </w:r>
       </w:hyperlink>
     </w:p>
-    <w:p/>
+    <w:p>
+      <w:r>
+        <w:rPr>
+          <w:noProof/>
+        </w:rPr>
+        <w:lastRenderedPageBreak/>
+        <w:drawing>
+          <wp:inline distT="0" distB="0" distL="0" distR="0" wp14:anchorId="339B50F2" wp14:editId="41588958">
+            <wp:extent cx="5731510" cy="2633345"/>
+            <wp:effectExtent l="0" t="0" r="2540" b="0"/>
+            <wp:docPr id="1793313854" name="Picture 1"/>
+            <wp:cNvGraphicFramePr>
+              <a:graphicFrameLocks xmlns:a="http://schemas.openxmlformats.org/drawingml/2006/main" noChangeAspect="1"/>
+            </wp:cNvGraphicFramePr>
+            <a:graphic xmlns:a="http://schemas.openxmlformats.org/drawingml/2006/main">
+              <a:graphicData uri="http://schemas.openxmlformats.org/drawingml/2006/picture">
+                <pic:pic xmlns:pic="http://schemas.openxmlformats.org/drawingml/2006/picture">
+                  <pic:nvPicPr>
+                    <pic:cNvPr id="1793313854" name=""/>
+                    <pic:cNvPicPr/>
+                  </pic:nvPicPr>
+                  <pic:blipFill>
+                    <a:blip r:embed="rId19"/>
+                    <a:stretch>
+                      <a:fillRect/>
+                    </a:stretch>
+                  </pic:blipFill>
+                  <pic:spPr>
+                    <a:xfrm>
+                      <a:off x="0" y="0"/>
+                      <a:ext cx="5731510" cy="2633345"/>
+                    </a:xfrm>
+                    <a:prstGeom prst="rect">
+                      <a:avLst/>
+                    </a:prstGeom>
+                  </pic:spPr>
+                </pic:pic>
+              </a:graphicData>
+            </a:graphic>
+          </wp:inline>
+        </w:drawing>
+      </w:r>
+    </w:p>
     <w:p/>
     <w:sectPr>
       <w:pgSz w:w="11906" w:h="16838"/>
@@ -238,6 +704,56 @@
     </w:sectPr>
   </w:body>
 </w:document>
+</file>
+
+<file path=word/endnotes.xml><?xml version="1.0" encoding="utf-8"?>
+<w:endnotes xmlns:wpc="http://schemas.microsoft.com/office/word/2010/wordprocessingCanvas" xmlns:cx="http://schemas.microsoft.com/office/drawing/2014/chartex" xmlns:cx1="http://schemas.microsoft.com/office/drawing/2015/9/8/chartex" xmlns:cx2="http://schemas.microsoft.com/office/drawing/2015/10/21/chartex" xmlns:cx3="http://schemas.microsoft.com/office/drawing/2016/5/9/chartex" xmlns:cx4="http://schemas.microsoft.com/office/drawing/2016/5/10/chartex" xmlns:cx5="http://schemas.microsoft.com/office/drawing/2016/5/11/chartex" xmlns:cx6="http://schemas.microsoft.com/office/drawing/2016/5/12/chartex" xmlns:cx7="http://schemas.microsoft.com/office/drawing/2016/5/13/chartex" xmlns:cx8="http://schemas.microsoft.com/office/drawing/2016/5/14/chartex" xmlns:mc="http://schemas.openxmlformats.org/markup-compatibility/2006" xmlns:aink="http://schemas.microsoft.com/office/drawing/2016/ink" xmlns:am3d="http://schemas.microsoft.com/office/drawing/2017/model3d" xmlns:o="urn:schemas-microsoft-com:office:office" xmlns:oel="http://schemas.microsoft.com/office/2019/extlst" xmlns:r="http://schemas.openxmlformats.org/officeDocument/2006/relationships" xmlns:m="http://schemas.openxmlformats.org/officeDocument/2006/math" xmlns:v="urn:schemas-microsoft-com:vml" xmlns:wp14="http://schemas.microsoft.com/office/word/2010/wordprocessingDrawing" xmlns:wp="http://schemas.openxmlformats.org/drawingml/2006/wordprocessingDrawing" xmlns:w10="urn:schemas-microsoft-com:office:word" xmlns:w="http://schemas.openxmlformats.org/wordprocessingml/2006/main" xmlns:w14="http://schemas.microsoft.com/office/word/2010/wordml" xmlns:w15="http://schemas.microsoft.com/office/word/2012/wordml" xmlns:w16cex="http://schemas.microsoft.com/office/word/2018/wordml/cex" xmlns:w16cid="http://schemas.microsoft.com/office/word/2016/wordml/cid" xmlns:w16="http://schemas.microsoft.com/office/word/2018/wordml" xmlns:w16du="http://schemas.microsoft.com/office/word/2023/wordml/word16du" xmlns:w16sdtdh="http://schemas.microsoft.com/office/word/2020/wordml/sdtdatahash" xmlns:w16sdtfl="http://schemas.microsoft.com/office/word/2024/wordml/sdtformatlock" xmlns:w16se="http://schemas.microsoft.com/office/word/2015/wordml/symex" xmlns:wpg="http://schemas.microsoft.com/office/word/2010/wordprocessingGroup" xmlns:wpi="http://schemas.microsoft.com/office/word/2010/wordprocessingInk" xmlns:wne="http://schemas.microsoft.com/office/word/2006/wordml" xmlns:wps="http://schemas.microsoft.com/office/word/2010/wordprocessingShape" mc:Ignorable="w14 w15 w16se w16cid w16 w16cex w16sdtdh w16sdtfl w16du wp14">
+  <w:endnote w:type="separator" w:id="-1">
+    <w:p>
+      <w:pPr>
+        <w:spacing w:after="0" w:line="240" w:lineRule="auto"/>
+      </w:pPr>
+      <w:r>
+        <w:separator/>
+      </w:r>
+    </w:p>
+  </w:endnote>
+  <w:endnote w:type="continuationSeparator" w:id="0">
+    <w:p>
+      <w:pPr>
+        <w:spacing w:after="0" w:line="240" w:lineRule="auto"/>
+      </w:pPr>
+      <w:r>
+        <w:continuationSeparator/>
+      </w:r>
+    </w:p>
+  </w:endnote>
+</w:endnotes>
+</file>
+
+<file path=word/footnotes.xml><?xml version="1.0" encoding="utf-8"?>
+<w:footnotes xmlns:wpc="http://schemas.microsoft.com/office/word/2010/wordprocessingCanvas" xmlns:cx="http://schemas.microsoft.com/office/drawing/2014/chartex" xmlns:cx1="http://schemas.microsoft.com/office/drawing/2015/9/8/chartex" xmlns:cx2="http://schemas.microsoft.com/office/drawing/2015/10/21/chartex" xmlns:cx3="http://schemas.microsoft.com/office/drawing/2016/5/9/chartex" xmlns:cx4="http://schemas.microsoft.com/office/drawing/2016/5/10/chartex" xmlns:cx5="http://schemas.microsoft.com/office/drawing/2016/5/11/chartex" xmlns:cx6="http://schemas.microsoft.com/office/drawing/2016/5/12/chartex" xmlns:cx7="http://schemas.microsoft.com/office/drawing/2016/5/13/chartex" xmlns:cx8="http://schemas.microsoft.com/office/drawing/2016/5/14/chartex" xmlns:mc="http://schemas.openxmlformats.org/markup-compatibility/2006" xmlns:aink="http://schemas.microsoft.com/office/drawing/2016/ink" xmlns:am3d="http://schemas.microsoft.com/office/drawing/2017/model3d" xmlns:o="urn:schemas-microsoft-com:office:office" xmlns:oel="http://schemas.microsoft.com/office/2019/extlst" xmlns:r="http://schemas.openxmlformats.org/officeDocument/2006/relationships" xmlns:m="http://schemas.openxmlformats.org/officeDocument/2006/math" xmlns:v="urn:schemas-microsoft-com:vml" xmlns:wp14="http://schemas.microsoft.com/office/word/2010/wordprocessingDrawing" xmlns:wp="http://schemas.openxmlformats.org/drawingml/2006/wordprocessingDrawing" xmlns:w10="urn:schemas-microsoft-com:office:word" xmlns:w="http://schemas.openxmlformats.org/wordprocessingml/2006/main" xmlns:w14="http://schemas.microsoft.com/office/word/2010/wordml" xmlns:w15="http://schemas.microsoft.com/office/word/2012/wordml" xmlns:w16cex="http://schemas.microsoft.com/office/word/2018/wordml/cex" xmlns:w16cid="http://schemas.microsoft.com/office/word/2016/wordml/cid" xmlns:w16="http://schemas.microsoft.com/office/word/2018/wordml" xmlns:w16du="http://schemas.microsoft.com/office/word/2023/wordml/word16du" xmlns:w16sdtdh="http://schemas.microsoft.com/office/word/2020/wordml/sdtdatahash" xmlns:w16sdtfl="http://schemas.microsoft.com/office/word/2024/wordml/sdtformatlock" xmlns:w16se="http://schemas.microsoft.com/office/word/2015/wordml/symex" xmlns:wpg="http://schemas.microsoft.com/office/word/2010/wordprocessingGroup" xmlns:wpi="http://schemas.microsoft.com/office/word/2010/wordprocessingInk" xmlns:wne="http://schemas.microsoft.com/office/word/2006/wordml" xmlns:wps="http://schemas.microsoft.com/office/word/2010/wordprocessingShape" mc:Ignorable="w14 w15 w16se w16cid w16 w16cex w16sdtdh w16sdtfl w16du wp14">
+  <w:footnote w:type="separator" w:id="-1">
+    <w:p>
+      <w:pPr>
+        <w:spacing w:after="0" w:line="240" w:lineRule="auto"/>
+      </w:pPr>
+      <w:r>
+        <w:separator/>
+      </w:r>
+    </w:p>
+  </w:footnote>
+  <w:footnote w:type="continuationSeparator" w:id="0">
+    <w:p>
+      <w:pPr>
+        <w:spacing w:after="0" w:line="240" w:lineRule="auto"/>
+      </w:pPr>
+      <w:r>
+        <w:continuationSeparator/>
+      </w:r>
+    </w:p>
+  </w:footnote>
+</w:footnotes>
 </file>
 
 <file path=word/styles.xml><?xml version="1.0" encoding="utf-8"?>
@@ -843,7 +1359,6 @@
   <w:style w:type="character" w:default="1" w:styleId="DefaultParagraphFont">
     <w:name w:val="Default Paragraph Font"/>
     <w:uiPriority w:val="1"/>
-    <w:semiHidden/>
     <w:unhideWhenUsed/>
   </w:style>
   <w:style w:type="table" w:default="1" w:styleId="TableNormal">
@@ -1179,6 +1694,50 @@
       <w:color w:val="605E5C"/>
       <w:shd w:val="clear" w:color="auto" w:fill="E1DFDD"/>
     </w:rPr>
+  </w:style>
+  <w:style w:type="paragraph" w:styleId="Header">
+    <w:name w:val="header"/>
+    <w:basedOn w:val="Normal"/>
+    <w:link w:val="HeaderChar"/>
+    <w:uiPriority w:val="99"/>
+    <w:unhideWhenUsed/>
+    <w:rsid w:val="00E11252"/>
+    <w:pPr>
+      <w:tabs>
+        <w:tab w:val="center" w:pos="4513"/>
+        <w:tab w:val="right" w:pos="9026"/>
+      </w:tabs>
+      <w:spacing w:after="0" w:line="240" w:lineRule="auto"/>
+    </w:pPr>
+  </w:style>
+  <w:style w:type="character" w:customStyle="1" w:styleId="HeaderChar">
+    <w:name w:val="Header Char"/>
+    <w:basedOn w:val="DefaultParagraphFont"/>
+    <w:link w:val="Header"/>
+    <w:uiPriority w:val="99"/>
+    <w:rsid w:val="00E11252"/>
+  </w:style>
+  <w:style w:type="paragraph" w:styleId="Footer">
+    <w:name w:val="footer"/>
+    <w:basedOn w:val="Normal"/>
+    <w:link w:val="FooterChar"/>
+    <w:uiPriority w:val="99"/>
+    <w:unhideWhenUsed/>
+    <w:rsid w:val="00E11252"/>
+    <w:pPr>
+      <w:tabs>
+        <w:tab w:val="center" w:pos="4513"/>
+        <w:tab w:val="right" w:pos="9026"/>
+      </w:tabs>
+      <w:spacing w:after="0" w:line="240" w:lineRule="auto"/>
+    </w:pPr>
+  </w:style>
+  <w:style w:type="character" w:customStyle="1" w:styleId="FooterChar">
+    <w:name w:val="Footer Char"/>
+    <w:basedOn w:val="DefaultParagraphFont"/>
+    <w:link w:val="Footer"/>
+    <w:uiPriority w:val="99"/>
+    <w:rsid w:val="00E11252"/>
   </w:style>
 </w:styles>
 </file>
